--- a/docs/AHEAD_AI_Tech_Architecture.docx
+++ b/docs/AHEAD_AI_Tech_Architecture.docx
@@ -529,9 +529,365 @@
         <w:rPr>
           <w:sz w:val="21"/>
         </w:rPr>
-        <w:t>Uses the DHIS2 built-in outlier detection endpoint, which computes Z-scores for each data value against the same facility's historical baseline. The threshold defaults to 3.0 standard deviations and is configurable in config.py without a code change.</w:t>
+        <w:t>Computes Z-scores directly from raw data values fetched via the dataValueSets API. The AHEAD reference guide specifies 5 detection methods (SD, MAD, Median AD, Lowess, Absolute Diff); the MVP implements methods 1 (standard deviation) and 5 (absolute difference from mean). A value is flagged if EITHER method fires — matching the guide's "1+ methods = possible outlier" tier. All thresholds are in config.py.</w:t>
       </w:r>
     </w:p>
+    <w:p>
+      <w:r>
+        <w:rPr>
+          <w:sz w:val="21"/>
+        </w:rPr>
+        <w:t>Important: the DHIS2 built-in /api/outlierDetection endpoint was evaluated but not used. It requires analytics tables to be rebuilt after data entry, so newly entered values are not detectable until the next analytics run (which can be hours). The raw dataValueSets approach detects outliers in real time — within 30 seconds of submission.</w:t>
+      </w:r>
+    </w:p>
+    <w:p/>
+    <w:tbl>
+      <w:tblPr>
+        <w:tblStyle w:val="TableGrid"/>
+        <w:tblW w:type="auto" w:w="0"/>
+        <w:jc w:val="left"/>
+        <w:tblLook w:firstColumn="1" w:firstRow="1" w:lastColumn="0" w:lastRow="0" w:noHBand="0" w:noVBand="1" w:val="04A0"/>
+      </w:tblPr>
+      <w:tblGrid>
+        <w:gridCol w:w="2351"/>
+        <w:gridCol w:w="2351"/>
+        <w:gridCol w:w="2351"/>
+        <w:gridCol w:w="2351"/>
+      </w:tblGrid>
+      <w:tr>
+        <w:tc>
+          <w:tcPr>
+            <w:tcW w:type="dxa" w:w="2351"/>
+            <w:shd w:val="clear" w:color="auto" w:fill="D6E4F0"/>
+          </w:tcPr>
+          <w:p>
+            <w:r>
+              <w:rPr>
+                <w:b/>
+                <w:sz w:val="20"/>
+              </w:rPr>
+              <w:t>Method</w:t>
+            </w:r>
+          </w:p>
+        </w:tc>
+        <w:tc>
+          <w:tcPr>
+            <w:tcW w:type="dxa" w:w="2351"/>
+            <w:shd w:val="clear" w:color="auto" w:fill="D6E4F0"/>
+          </w:tcPr>
+          <w:p>
+            <w:r>
+              <w:rPr>
+                <w:b/>
+                <w:sz w:val="20"/>
+              </w:rPr>
+              <w:t>AHEAD ref</w:t>
+            </w:r>
+          </w:p>
+        </w:tc>
+        <w:tc>
+          <w:tcPr>
+            <w:tcW w:type="dxa" w:w="2351"/>
+            <w:shd w:val="clear" w:color="auto" w:fill="D6E4F0"/>
+          </w:tcPr>
+          <w:p>
+            <w:r>
+              <w:rPr>
+                <w:b/>
+                <w:sz w:val="20"/>
+              </w:rPr>
+              <w:t>Threshold (config.py)</w:t>
+            </w:r>
+          </w:p>
+        </w:tc>
+        <w:tc>
+          <w:tcPr>
+            <w:tcW w:type="dxa" w:w="2351"/>
+            <w:shd w:val="clear" w:color="auto" w:fill="D6E4F0"/>
+          </w:tcPr>
+          <w:p>
+            <w:r>
+              <w:rPr>
+                <w:b/>
+                <w:sz w:val="20"/>
+              </w:rPr>
+              <w:t>MVP status</w:t>
+            </w:r>
+          </w:p>
+        </w:tc>
+      </w:tr>
+      <w:tr>
+        <w:tc>
+          <w:tcPr>
+            <w:tcW w:type="dxa" w:w="2351"/>
+          </w:tcPr>
+          <w:p>
+            <w:r>
+              <w:rPr>
+                <w:sz w:val="20"/>
+              </w:rPr>
+              <w:t>Standard deviation (Z-score)</w:t>
+            </w:r>
+          </w:p>
+        </w:tc>
+        <w:tc>
+          <w:tcPr>
+            <w:tcW w:type="dxa" w:w="2351"/>
+          </w:tcPr>
+          <w:p>
+            <w:r>
+              <w:rPr>
+                <w:sz w:val="20"/>
+              </w:rPr>
+              <w:t>Method 1</w:t>
+            </w:r>
+          </w:p>
+        </w:tc>
+        <w:tc>
+          <w:tcPr>
+            <w:tcW w:type="dxa" w:w="2351"/>
+          </w:tcPr>
+          <w:p>
+            <w:r>
+              <w:rPr>
+                <w:sz w:val="20"/>
+              </w:rPr>
+              <w:t>OUTLIER_Z_THRESHOLD = 2.0 SD</w:t>
+            </w:r>
+          </w:p>
+        </w:tc>
+        <w:tc>
+          <w:tcPr>
+            <w:tcW w:type="dxa" w:w="2351"/>
+          </w:tcPr>
+          <w:p>
+            <w:r>
+              <w:rPr>
+                <w:sz w:val="20"/>
+              </w:rPr>
+              <w:t>Implemented</w:t>
+            </w:r>
+          </w:p>
+        </w:tc>
+      </w:tr>
+      <w:tr>
+        <w:tc>
+          <w:tcPr>
+            <w:tcW w:type="dxa" w:w="2351"/>
+          </w:tcPr>
+          <w:p>
+            <w:r>
+              <w:rPr>
+                <w:sz w:val="20"/>
+              </w:rPr>
+              <w:t>Mean Absolute Deviation (MAD)</w:t>
+            </w:r>
+          </w:p>
+        </w:tc>
+        <w:tc>
+          <w:tcPr>
+            <w:tcW w:type="dxa" w:w="2351"/>
+          </w:tcPr>
+          <w:p>
+            <w:r>
+              <w:rPr>
+                <w:sz w:val="20"/>
+              </w:rPr>
+              <w:t>Method 2</w:t>
+            </w:r>
+          </w:p>
+        </w:tc>
+        <w:tc>
+          <w:tcPr>
+            <w:tcW w:type="dxa" w:w="2351"/>
+          </w:tcPr>
+          <w:p>
+            <w:r>
+              <w:rPr>
+                <w:sz w:val="20"/>
+              </w:rPr>
+              <w:t>&gt; 2 MAD from mean</w:t>
+            </w:r>
+          </w:p>
+        </w:tc>
+        <w:tc>
+          <w:tcPr>
+            <w:tcW w:type="dxa" w:w="2351"/>
+          </w:tcPr>
+          <w:p>
+            <w:r>
+              <w:rPr>
+                <w:sz w:val="20"/>
+              </w:rPr>
+              <w:t>Phase 2</w:t>
+            </w:r>
+          </w:p>
+        </w:tc>
+      </w:tr>
+      <w:tr>
+        <w:tc>
+          <w:tcPr>
+            <w:tcW w:type="dxa" w:w="2351"/>
+          </w:tcPr>
+          <w:p>
+            <w:r>
+              <w:rPr>
+                <w:sz w:val="20"/>
+              </w:rPr>
+              <w:t>Median Absolute Deviation</w:t>
+            </w:r>
+          </w:p>
+        </w:tc>
+        <w:tc>
+          <w:tcPr>
+            <w:tcW w:type="dxa" w:w="2351"/>
+          </w:tcPr>
+          <w:p>
+            <w:r>
+              <w:rPr>
+                <w:sz w:val="20"/>
+              </w:rPr>
+              <w:t>Method 3</w:t>
+            </w:r>
+          </w:p>
+        </w:tc>
+        <w:tc>
+          <w:tcPr>
+            <w:tcW w:type="dxa" w:w="2351"/>
+          </w:tcPr>
+          <w:p>
+            <w:r>
+              <w:rPr>
+                <w:sz w:val="20"/>
+              </w:rPr>
+              <w:t>&gt; 8 Median AD from median</w:t>
+            </w:r>
+          </w:p>
+        </w:tc>
+        <w:tc>
+          <w:tcPr>
+            <w:tcW w:type="dxa" w:w="2351"/>
+          </w:tcPr>
+          <w:p>
+            <w:r>
+              <w:rPr>
+                <w:sz w:val="20"/>
+              </w:rPr>
+              <w:t>Phase 2</w:t>
+            </w:r>
+          </w:p>
+        </w:tc>
+      </w:tr>
+      <w:tr>
+        <w:tc>
+          <w:tcPr>
+            <w:tcW w:type="dxa" w:w="2351"/>
+          </w:tcPr>
+          <w:p>
+            <w:r>
+              <w:rPr>
+                <w:sz w:val="20"/>
+              </w:rPr>
+              <w:t>Lowess Regression</w:t>
+            </w:r>
+          </w:p>
+        </w:tc>
+        <w:tc>
+          <w:tcPr>
+            <w:tcW w:type="dxa" w:w="2351"/>
+          </w:tcPr>
+          <w:p>
+            <w:r>
+              <w:rPr>
+                <w:sz w:val="20"/>
+              </w:rPr>
+              <w:t>Method 4</w:t>
+            </w:r>
+          </w:p>
+        </w:tc>
+        <w:tc>
+          <w:tcPr>
+            <w:tcW w:type="dxa" w:w="2351"/>
+          </w:tcPr>
+          <w:p>
+            <w:r>
+              <w:rPr>
+                <w:sz w:val="20"/>
+              </w:rPr>
+              <w:t>&gt; 2× std error from curve</w:t>
+            </w:r>
+          </w:p>
+        </w:tc>
+        <w:tc>
+          <w:tcPr>
+            <w:tcW w:type="dxa" w:w="2351"/>
+          </w:tcPr>
+          <w:p>
+            <w:r>
+              <w:rPr>
+                <w:sz w:val="20"/>
+              </w:rPr>
+              <w:t>Phase 2</w:t>
+            </w:r>
+          </w:p>
+        </w:tc>
+      </w:tr>
+      <w:tr>
+        <w:tc>
+          <w:tcPr>
+            <w:tcW w:type="dxa" w:w="2351"/>
+          </w:tcPr>
+          <w:p>
+            <w:r>
+              <w:rPr>
+                <w:sz w:val="20"/>
+              </w:rPr>
+              <w:t>Absolute Difference from Mean</w:t>
+            </w:r>
+          </w:p>
+        </w:tc>
+        <w:tc>
+          <w:tcPr>
+            <w:tcW w:type="dxa" w:w="2351"/>
+          </w:tcPr>
+          <w:p>
+            <w:r>
+              <w:rPr>
+                <w:sz w:val="20"/>
+              </w:rPr>
+              <w:t>Method 5</w:t>
+            </w:r>
+          </w:p>
+        </w:tc>
+        <w:tc>
+          <w:tcPr>
+            <w:tcW w:type="dxa" w:w="2351"/>
+          </w:tcPr>
+          <w:p>
+            <w:r>
+              <w:rPr>
+                <w:sz w:val="20"/>
+              </w:rPr>
+              <w:t>OUTLIER_ABS_THRESHOLD = 100 doses</w:t>
+            </w:r>
+          </w:p>
+        </w:tc>
+        <w:tc>
+          <w:tcPr>
+            <w:tcW w:type="dxa" w:w="2351"/>
+          </w:tcPr>
+          <w:p>
+            <w:r>
+              <w:rPr>
+                <w:sz w:val="20"/>
+              </w:rPr>
+              <w:t>Implemented</w:t>
+            </w:r>
+          </w:p>
+        </w:tc>
+      </w:tr>
+    </w:tbl>
+    <w:p/>
     <w:p>
       <w:pPr>
         <w:ind w:left="576"/>
@@ -543,30 +899,32 @@
           <w:color w:val="333333"/>
           <w:sz w:val="17"/>
         </w:rPr>
-        <w:t>GET /api/outlierDetection</w:t>
+        <w:t># Fetch raw data values for a ~2.5-year window</w:t>
         <w:br/>
-        <w:t xml:space="preserve">  ?ds=vI4ihClxSm4          # EPI - Routine vaccine delivery</w:t>
+        <w:t>GET /api/dataValueSets</w:t>
         <w:br/>
-        <w:t xml:space="preserve">  &amp;ou=RFhqluFmvRG          # Ethiopia root — scans all children</w:t>
+        <w:t xml:space="preserve">  ?dataSet=vI4ihClxSm4</w:t>
         <w:br/>
-        <w:t xml:space="preserve">  &amp;startDate=2025-11-01</w:t>
+        <w:t xml:space="preserve">  &amp;orgUnit=RFhqluFmvRG   # Ethiopia root — fetches all children</w:t>
         <w:br/>
-        <w:t xml:space="preserve">  &amp;endDate=2026-04-30</w:t>
+        <w:t xml:space="preserve">  &amp;startDate=2023-10-01</w:t>
         <w:br/>
-        <w:t xml:space="preserve">  &amp;algorithm=Z_SCORE</w:t>
+        <w:t xml:space="preserve">  &amp;endDate=2026-06-30    # always use last day of current month</w:t>
         <w:br/>
-        <w:t xml:space="preserve">  &amp;threshold=3.0</w:t>
-        <w:br/>
-        <w:t xml:space="preserve">  &amp;maxResults=100</w:t>
+        <w:t xml:space="preserve">  &amp;children=true</w:t>
         <w:br/>
         <w:br/>
-        <w:t>Response: list of {</w:t>
+        <w:t># Python: group by (orgUnit, dataElement, categoryOptionCombo)</w:t>
         <w:br/>
-        <w:t xml:space="preserve">  dataElement, orgUnit, period, categoryOptionCombo,</w:t>
+        <w:t># For each group with &gt;= 3 periods:</w:t>
         <w:br/>
-        <w:t xml:space="preserve">  value, mean, stdDev, zScore, followUp</w:t>
+        <w:t>#   leave-one-out mean/stdev (excludes the flagged period from baseline)</w:t>
         <w:br/>
-        <w:t>}</w:t>
+        <w:t>#   zscore = |value - loo_mean| / loo_stdev</w:t>
+        <w:br/>
+        <w:t>#   flag if zscore &gt;= 2.0 OR |value - loo_mean| &gt;= 100</w:t>
+        <w:br/>
+        <w:t>#   filter to changed (orgUnit, period) pairs when triggered by poll</w:t>
       </w:r>
     </w:p>
     <w:p/>
@@ -587,16 +945,7 @@
         <w:rPr>
           <w:sz w:val="21"/>
         </w:rPr>
-        <w:t>Uses DHIS2's validation rule engine. The EPI Aggregate Metadata Package v1.1.0 ships with a built-in validation rule: Penta3 &lt;= Penta1. The agent triggers a fresh validation run for the target period, then reads the results. Both steps are required in DHIS2 2.40 — results are not stored persistently until the run is explicitly triggered.</w:t>
-      </w:r>
-    </w:p>
-    <w:p/>
-    <w:p>
-      <w:r>
-        <w:rPr>
-          <w:sz w:val="21"/>
-        </w:rPr>
-        <w:t>Flagging thresholds vary by data level (from AHEAD methodology):</w:t>
+        <w:t>Fetches Penta1 and Penta3 values directly from the dataValueSets API for each changed (facility, period) pair and applies the AHEAD thresholds (section 2.4). A flag is raised if either condition is met (OR logic). Thresholds vary by data level:</w:t>
       </w:r>
     </w:p>
     <w:tbl>
@@ -697,7 +1046,7 @@
               <w:rPr>
                 <w:sz w:val="20"/>
               </w:rPr>
-              <w:t>100 doses</w:t>
+              <w:t>|Penta3 - Penta1| &gt; 100 doses</w:t>
             </w:r>
           </w:p>
         </w:tc>
@@ -710,7 +1059,7 @@
               <w:rPr>
                 <w:sz w:val="20"/>
               </w:rPr>
-              <w:t>&gt;30% difference</w:t>
+              <w:t>|Penta3 - Penta1| / Penta1 &gt; 30%</w:t>
             </w:r>
           </w:p>
         </w:tc>
@@ -723,7 +1072,7 @@
               <w:rPr>
                 <w:sz w:val="20"/>
               </w:rPr>
-              <w:t>Either condition triggers a flag</w:t>
+              <w:t>Either condition triggers flag</w:t>
             </w:r>
           </w:p>
         </w:tc>
@@ -751,7 +1100,7 @@
               <w:rPr>
                 <w:sz w:val="20"/>
               </w:rPr>
-              <w:t>250 doses</w:t>
+              <w:t>|Penta3 - Penta1| &gt; 250 doses</w:t>
             </w:r>
           </w:p>
         </w:tc>
@@ -777,7 +1126,7 @@
               <w:rPr>
                 <w:sz w:val="20"/>
               </w:rPr>
-              <w:t>Either condition</w:t>
+              <w:t>Either</w:t>
             </w:r>
           </w:p>
         </w:tc>
@@ -805,7 +1154,7 @@
               <w:rPr>
                 <w:sz w:val="20"/>
               </w:rPr>
-              <w:t>1,000 doses</w:t>
+              <w:t>|Penta3 - Penta1| &gt; 1,000 doses</w:t>
             </w:r>
           </w:p>
         </w:tc>
@@ -831,7 +1180,7 @@
               <w:rPr>
                 <w:sz w:val="20"/>
               </w:rPr>
-              <w:t>Either condition</w:t>
+              <w:t>Either</w:t>
             </w:r>
           </w:p>
         </w:tc>
@@ -843,7 +1192,7 @@
         <w:rPr>
           <w:sz w:val="21"/>
         </w:rPr>
-        <w:t>For the prototype (monthly facility data): (Penta3 - Penta1) &gt; 100 doses OR (Penta3 - Penta1) / Penta1 &gt; 30%. In the demo scenario (Penta1=45, Penta3=80), the relative difference is 78% — flagged on the relative condition even though the absolute gap (35) is below 100.</w:t>
+        <w:t>MVP operates at monthly facility level. Admin2 thresholds are configured in config.py for Phase 2 when the agent covers aggregated admin2 data. The Penta1 value (expected_low) and Penta3 value (flagged_value) are both stored in the issue record so the agent can auto-apply "use DTP1 for both" or "use DTP3 for both" corrections without re-querying DHIS2.</w:t>
       </w:r>
     </w:p>
     <w:p>
@@ -857,48 +1206,49 @@
           <w:color w:val="333333"/>
           <w:sz w:val="17"/>
         </w:rPr>
-        <w:t># Step 1 — trigger validation run</w:t>
+        <w:t>GET /api/dataValueSets</w:t>
         <w:br/>
-        <w:t>POST /api/validation</w:t>
+        <w:t xml:space="preserve">  ?dataSet=vI4ihClxSm4</w:t>
         <w:br/>
-        <w:t>Body: {</w:t>
+        <w:t xml:space="preserve">  &amp;orgUnit={facility_uid}</w:t>
         <w:br/>
-        <w:t xml:space="preserve">  "organisationUnit": "RFhqluFmvRG",</w:t>
-        <w:br/>
-        <w:t xml:space="preserve">  "startPeriod": "202604",</w:t>
-        <w:br/>
-        <w:t xml:space="preserve">  "endPeriod":   "202604"</w:t>
-        <w:br/>
-        <w:t>}</w:t>
+        <w:t xml:space="preserve">  &amp;period={YYYYMM}</w:t>
         <w:br/>
         <w:br/>
-        <w:t># Step 2 — read results</w:t>
+        <w:t># Python:</w:t>
         <w:br/>
-        <w:t>GET /api/validationResults</w:t>
+        <w:t>p1 = values[(PENTA1_DE_UID, UNDER_1_COC)]</w:t>
         <w:br/>
-        <w:t xml:space="preserve">  ?ou=RFhqluFmvRG</w:t>
+        <w:t>p3 = values[(PENTA3_DE_UID, UNDER_1_COC)]</w:t>
         <w:br/>
-        <w:t xml:space="preserve">  &amp;startPeriod=202604</w:t>
+        <w:t>rel_diff = abs((p3 - p1) / p1)</w:t>
         <w:br/>
-        <w:t xml:space="preserve">  &amp;endPeriod=202604</w:t>
+        <w:t>abs_diff = abs(p3 - p1)</w:t>
         <w:br/>
-        <w:br/>
-        <w:t>Response: list of {</w:t>
-        <w:br/>
-        <w:t xml:space="preserve">  validationRule {id, name},</w:t>
-        <w:br/>
-        <w:t xml:space="preserve">  orgUnit {id, name},</w:t>
-        <w:br/>
-        <w:t xml:space="preserve">  period,</w:t>
-        <w:br/>
-        <w:t xml:space="preserve">  leftsideValue,   # Penta3 value</w:t>
-        <w:br/>
-        <w:t xml:space="preserve">  rightsideValue   # Penta1 value</w:t>
-        <w:br/>
-        <w:t>}</w:t>
+        <w:t>if rel_diff &gt; 0.30 or abs_diff &gt; 100: flag_issue()</w:t>
       </w:r>
     </w:p>
     <w:p/>
+    <w:p>
+      <w:pPr>
+        <w:pStyle w:val="Heading2"/>
+      </w:pPr>
+      <w:r>
+        <w:rPr>
+          <w:color w:val="2E6DA4"/>
+          <w:sz w:val="24"/>
+        </w:rPr>
+        <w:t>4.3  Missing report detection</w:t>
+      </w:r>
+    </w:p>
+    <w:p>
+      <w:r>
+        <w:rPr>
+          <w:sz w:val="21"/>
+        </w:rPr>
+        <w:t>Queries the complete dataset registration log to find which facilities submitted for the target period. Compares against the expected list (all level-5 org units assigned to the EPI dataset). Any facility present in expected but absent from registrations is flagged. Runs daily starting on day 10 of the following month (configurable via MISSING_REPORT_START_DAY in config.py).</w:t>
+      </w:r>
+    </w:p>
     <w:p>
       <w:pPr>
         <w:pStyle w:val="Heading2"/>
@@ -1025,7 +1375,7 @@
         <w:rPr>
           <w:sz w:val="21"/>
         </w:rPr>
-        <w:t>Every SMS notification presents numbered multiple-choice options — the same fixed response categories in the current AHEAD Excel dropdowns. These are defined per check type and never change between conversations. They are not generated by Claude; Claude only parses which number was selected and extracts any required follow-up value.</w:t>
+        <w:t>Every notification presents numbered options matching the AHEAD Excel dropdown schema (reference guide section 2.2–2.4). Options are fixed — Claude does not generate them. Claude only parses which number was selected and extracts any follow-up value. ALL options that modify DHIS2 data require a YES/NO confirmation step before being applied.</w:t>
       </w:r>
     </w:p>
     <w:p/>
@@ -1100,7 +1450,7 @@
                 <w:b/>
                 <w:sz w:val="20"/>
               </w:rPr>
-              <w:t>Requires follow-up?</w:t>
+              <w:t>Flow</w:t>
             </w:r>
           </w:p>
         </w:tc>
@@ -1115,7 +1465,7 @@
                 <w:b/>
                 <w:sz w:val="20"/>
               </w:rPr>
-              <w:t>Agent action</w:t>
+              <w:t>Agent action on YES</w:t>
             </w:r>
           </w:p>
         </w:tc>
@@ -1156,7 +1506,7 @@
               <w:rPr>
                 <w:sz w:val="20"/>
               </w:rPr>
-              <w:t>Replace with 6-month avg</w:t>
+              <w:t>Replace with 6-month average</w:t>
             </w:r>
           </w:p>
         </w:tc>
@@ -1169,7 +1519,7 @@
               <w:rPr>
                 <w:sz w:val="20"/>
               </w:rPr>
-              <w:t>No</w:t>
+              <w:t>Auto-confirm (2 turns)</w:t>
             </w:r>
           </w:p>
         </w:tc>
@@ -1182,7 +1532,7 @@
               <w:rPr>
                 <w:sz w:val="20"/>
               </w:rPr>
-              <w:t>Agent calculates avg of 3mo before + 3mo after; applies immediately</w:t>
+              <w:t>Compute avg of 3 periods before + 3 after; write to DHIS2</w:t>
             </w:r>
           </w:p>
         </w:tc>
@@ -1223,7 +1573,7 @@
               <w:rPr>
                 <w:sz w:val="20"/>
               </w:rPr>
-              <w:t>Keep as-is (explain)</w:t>
+              <w:t>Keep as-is (no action)</w:t>
             </w:r>
           </w:p>
         </w:tc>
@@ -1236,7 +1586,7 @@
               <w:rPr>
                 <w:sz w:val="20"/>
               </w:rPr>
-              <w:t>Yes — short explanation text</w:t>
+              <w:t>Immediate resolution</w:t>
             </w:r>
           </w:p>
         </w:tc>
@@ -1249,7 +1599,7 @@
               <w:rPr>
                 <w:sz w:val="20"/>
               </w:rPr>
-              <w:t>Log value unchanged with comment</w:t>
+              <w:t>Mark ignored; no DHIS2 write</w:t>
             </w:r>
           </w:p>
         </w:tc>
@@ -1290,7 +1640,7 @@
               <w:rPr>
                 <w:sz w:val="20"/>
               </w:rPr>
-              <w:t>Treat as zero</w:t>
+              <w:t>Set to zero</w:t>
             </w:r>
           </w:p>
         </w:tc>
@@ -1303,7 +1653,7 @@
               <w:rPr>
                 <w:sz w:val="20"/>
               </w:rPr>
-              <w:t>No</w:t>
+              <w:t>Auto-confirm (2 turns)</w:t>
             </w:r>
           </w:p>
         </w:tc>
@@ -1316,7 +1666,7 @@
               <w:rPr>
                 <w:sz w:val="20"/>
               </w:rPr>
-              <w:t>Set value to 0</w:t>
+              <w:t>Write 0 to DHIS2</w:t>
             </w:r>
           </w:p>
         </w:tc>
@@ -1357,7 +1707,7 @@
               <w:rPr>
                 <w:sz w:val="20"/>
               </w:rPr>
-              <w:t>Replace with specific number</w:t>
+              <w:t>Replace with specific value</w:t>
             </w:r>
           </w:p>
         </w:tc>
@@ -1370,7 +1720,7 @@
               <w:rPr>
                 <w:sz w:val="20"/>
               </w:rPr>
-              <w:t>Yes — numeric value</w:t>
+              <w:t>Followup + confirm (3 turns)</w:t>
             </w:r>
           </w:p>
         </w:tc>
@@ -1383,7 +1733,7 @@
               <w:rPr>
                 <w:sz w:val="20"/>
               </w:rPr>
-              <w:t>Apply provided value</w:t>
+              <w:t>Write user-provided value to DHIS2</w:t>
             </w:r>
           </w:p>
         </w:tc>
@@ -1424,7 +1774,7 @@
               <w:rPr>
                 <w:sz w:val="20"/>
               </w:rPr>
-              <w:t>Use facility doses only</w:t>
+              <w:t>At health facility doses only</w:t>
             </w:r>
           </w:p>
         </w:tc>
@@ -1437,7 +1787,7 @@
               <w:rPr>
                 <w:sz w:val="20"/>
               </w:rPr>
-              <w:t>No</w:t>
+              <w:t>Immediate resolution</w:t>
             </w:r>
           </w:p>
         </w:tc>
@@ -1450,7 +1800,7 @@
               <w:rPr>
                 <w:sz w:val="20"/>
               </w:rPr>
-              <w:t>Pull from HF column; overwrite total</w:t>
+              <w:t>Noted for HQ; no auto write-back in MVP</w:t>
             </w:r>
           </w:p>
         </w:tc>
@@ -1491,7 +1841,7 @@
               <w:rPr>
                 <w:sz w:val="20"/>
               </w:rPr>
-              <w:t>Use outreach doses only</w:t>
+              <w:t>Outreach doses only</w:t>
             </w:r>
           </w:p>
         </w:tc>
@@ -1504,7 +1854,7 @@
               <w:rPr>
                 <w:sz w:val="20"/>
               </w:rPr>
-              <w:t>No</w:t>
+              <w:t>Immediate resolution</w:t>
             </w:r>
           </w:p>
         </w:tc>
@@ -1517,7 +1867,7 @@
               <w:rPr>
                 <w:sz w:val="20"/>
               </w:rPr>
-              <w:t>Pull from outreach column; overwrite total</w:t>
+              <w:t>Noted for HQ; no auto write-back in MVP</w:t>
             </w:r>
           </w:p>
         </w:tc>
@@ -1532,7 +1882,7 @@
               <w:rPr>
                 <w:sz w:val="20"/>
               </w:rPr>
-              <w:t>DTP inconsistency</w:t>
+              <w:t>DTP</w:t>
             </w:r>
           </w:p>
         </w:tc>
@@ -1558,7 +1908,7 @@
               <w:rPr>
                 <w:sz w:val="20"/>
               </w:rPr>
-              <w:t>Keep as-is (explain)</w:t>
+              <w:t>Keep as-is (no action)</w:t>
             </w:r>
           </w:p>
         </w:tc>
@@ -1571,7 +1921,7 @@
               <w:rPr>
                 <w:sz w:val="20"/>
               </w:rPr>
-              <w:t>Yes — explanation</w:t>
+              <w:t>Immediate resolution</w:t>
             </w:r>
           </w:p>
         </w:tc>
@@ -1584,7 +1934,7 @@
               <w:rPr>
                 <w:sz w:val="20"/>
               </w:rPr>
-              <w:t>Log unchanged with comment</w:t>
+              <w:t>Mark ignored; no DHIS2 write</w:t>
             </w:r>
           </w:p>
         </w:tc>
@@ -1599,7 +1949,7 @@
               <w:rPr>
                 <w:sz w:val="20"/>
               </w:rPr>
-              <w:t>DTP inconsistency</w:t>
+              <w:t>DTP</w:t>
             </w:r>
           </w:p>
         </w:tc>
@@ -1625,7 +1975,7 @@
               <w:rPr>
                 <w:sz w:val="20"/>
               </w:rPr>
-              <w:t>Set both to Penta1 value</w:t>
+              <w:t>Use DTP1 value for both</w:t>
             </w:r>
           </w:p>
         </w:tc>
@@ -1638,7 +1988,7 @@
               <w:rPr>
                 <w:sz w:val="20"/>
               </w:rPr>
-              <w:t>No</w:t>
+              <w:t>Auto-confirm (2 turns)</w:t>
             </w:r>
           </w:p>
         </w:tc>
@@ -1651,7 +2001,7 @@
               <w:rPr>
                 <w:sz w:val="20"/>
               </w:rPr>
-              <w:t>Write Penta1 value to both Penta1 and Penta3</w:t>
+              <w:t>Write Penta3 = Penta1 value to DHIS2</w:t>
             </w:r>
           </w:p>
         </w:tc>
@@ -1666,7 +2016,7 @@
               <w:rPr>
                 <w:sz w:val="20"/>
               </w:rPr>
-              <w:t>DTP inconsistency</w:t>
+              <w:t>DTP</w:t>
             </w:r>
           </w:p>
         </w:tc>
@@ -1692,7 +2042,7 @@
               <w:rPr>
                 <w:sz w:val="20"/>
               </w:rPr>
-              <w:t>Set both to Penta3 value</w:t>
+              <w:t>Use DTP3 value for both</w:t>
             </w:r>
           </w:p>
         </w:tc>
@@ -1705,7 +2055,7 @@
               <w:rPr>
                 <w:sz w:val="20"/>
               </w:rPr>
-              <w:t>No</w:t>
+              <w:t>Auto-confirm (2 turns)</w:t>
             </w:r>
           </w:p>
         </w:tc>
@@ -1718,7 +2068,7 @@
               <w:rPr>
                 <w:sz w:val="20"/>
               </w:rPr>
-              <w:t>Write Penta3 value to both</w:t>
+              <w:t>Write Penta1 = Penta3 value to DHIS2</w:t>
             </w:r>
           </w:p>
         </w:tc>
@@ -1733,7 +2083,7 @@
               <w:rPr>
                 <w:sz w:val="20"/>
               </w:rPr>
-              <w:t>DTP inconsistency</w:t>
+              <w:t>DTP</w:t>
             </w:r>
           </w:p>
         </w:tc>
@@ -1759,7 +2109,7 @@
               <w:rPr>
                 <w:sz w:val="20"/>
               </w:rPr>
-              <w:t>Replace with specific values</w:t>
+              <w:t>Replace with specific value</w:t>
             </w:r>
           </w:p>
         </w:tc>
@@ -1772,7 +2122,7 @@
               <w:rPr>
                 <w:sz w:val="20"/>
               </w:rPr>
-              <w:t>Yes — Penta1,Penta3 separated by comma</w:t>
+              <w:t>Followup + confirm (3 turns)</w:t>
             </w:r>
           </w:p>
         </w:tc>
@@ -1785,7 +2135,7 @@
               <w:rPr>
                 <w:sz w:val="20"/>
               </w:rPr>
-              <w:t>Apply both values</w:t>
+              <w:t>Write user-provided value for Penta3</w:t>
             </w:r>
           </w:p>
         </w:tc>
@@ -1800,7 +2150,7 @@
               <w:rPr>
                 <w:sz w:val="20"/>
               </w:rPr>
-              <w:t>DTP inconsistency</w:t>
+              <w:t>DTP</w:t>
             </w:r>
           </w:p>
         </w:tc>
@@ -1826,7 +2176,7 @@
               <w:rPr>
                 <w:sz w:val="20"/>
               </w:rPr>
-              <w:t>Other (explain)</w:t>
+              <w:t>Other reason</w:t>
             </w:r>
           </w:p>
         </w:tc>
@@ -1839,7 +2189,7 @@
               <w:rPr>
                 <w:sz w:val="20"/>
               </w:rPr>
-              <w:t>Yes — explanation</w:t>
+              <w:t>Immediate resolution</w:t>
             </w:r>
           </w:p>
         </w:tc>
@@ -1852,7 +2202,7 @@
               <w:rPr>
                 <w:sz w:val="20"/>
               </w:rPr>
-              <w:t>Log comment; no data change</w:t>
+              <w:t>Noted; no DHIS2 write</w:t>
             </w:r>
           </w:p>
         </w:tc>
@@ -1867,7 +2217,7 @@
               <w:rPr>
                 <w:sz w:val="20"/>
               </w:rPr>
-              <w:t>Missing report</w:t>
+              <w:t>Missing</w:t>
             </w:r>
           </w:p>
         </w:tc>
@@ -1893,7 +2243,7 @@
               <w:rPr>
                 <w:sz w:val="20"/>
               </w:rPr>
-              <w:t>Submitting now</w:t>
+              <w:t>Already submitted</w:t>
             </w:r>
           </w:p>
         </w:tc>
@@ -1906,7 +2256,7 @@
               <w:rPr>
                 <w:sz w:val="20"/>
               </w:rPr>
-              <w:t>No (re-check in 1h)</w:t>
+              <w:t>Immediate resolution</w:t>
             </w:r>
           </w:p>
         </w:tc>
@@ -1919,7 +2269,7 @@
               <w:rPr>
                 <w:sz w:val="20"/>
               </w:rPr>
-              <w:t>Schedule re-check; close auto if found</w:t>
+              <w:t>Acknowledge; close issue</w:t>
             </w:r>
           </w:p>
         </w:tc>
@@ -1934,7 +2284,7 @@
               <w:rPr>
                 <w:sz w:val="20"/>
               </w:rPr>
-              <w:t>Missing report</w:t>
+              <w:t>Missing</w:t>
             </w:r>
           </w:p>
         </w:tc>
@@ -1960,7 +2310,7 @@
               <w:rPr>
                 <w:sz w:val="20"/>
               </w:rPr>
-              <w:t>Replace with 6-month avg</w:t>
+              <w:t>Will submit by [date]</w:t>
             </w:r>
           </w:p>
         </w:tc>
@@ -1973,7 +2323,7 @@
               <w:rPr>
                 <w:sz w:val="20"/>
               </w:rPr>
-              <w:t>No</w:t>
+              <w:t>Followup + confirm (3 turns)</w:t>
             </w:r>
           </w:p>
         </w:tc>
@@ -1986,7 +2336,7 @@
               <w:rPr>
                 <w:sz w:val="20"/>
               </w:rPr>
-              <w:t>Impute avg for all vaccines</w:t>
+              <w:t>Record expected date</w:t>
             </w:r>
           </w:p>
         </w:tc>
@@ -2001,7 +2351,7 @@
               <w:rPr>
                 <w:sz w:val="20"/>
               </w:rPr>
-              <w:t>Missing report</w:t>
+              <w:t>Missing</w:t>
             </w:r>
           </w:p>
         </w:tc>
@@ -2027,7 +2377,7 @@
               <w:rPr>
                 <w:sz w:val="20"/>
               </w:rPr>
-              <w:t>Replace with zero</w:t>
+              <w:t>Data cannot be recovered</w:t>
             </w:r>
           </w:p>
         </w:tc>
@@ -2040,7 +2390,7 @@
               <w:rPr>
                 <w:sz w:val="20"/>
               </w:rPr>
-              <w:t>No</w:t>
+              <w:t>Immediate resolution</w:t>
             </w:r>
           </w:p>
         </w:tc>
@@ -2053,7 +2403,7 @@
               <w:rPr>
                 <w:sz w:val="20"/>
               </w:rPr>
-              <w:t>Write 0 for all vaccines (closed/no service)</w:t>
+              <w:t>Flagged for HQ imputation (6-month avg)</w:t>
             </w:r>
           </w:p>
         </w:tc>
@@ -2068,7 +2418,7 @@
               <w:rPr>
                 <w:sz w:val="20"/>
               </w:rPr>
-              <w:t>Missing report</w:t>
+              <w:t>Missing</w:t>
             </w:r>
           </w:p>
         </w:tc>
@@ -2094,7 +2444,7 @@
               <w:rPr>
                 <w:sz w:val="20"/>
               </w:rPr>
-              <w:t>Replace with specific values</w:t>
+              <w:t>Facility closed / no service</w:t>
             </w:r>
           </w:p>
         </w:tc>
@@ -2107,7 +2457,7 @@
               <w:rPr>
                 <w:sz w:val="20"/>
               </w:rPr>
-              <w:t>Yes — BCG,P1,P3,MR1 comma-separated</w:t>
+              <w:t>Auto-confirm (2 turns)</w:t>
             </w:r>
           </w:p>
         </w:tc>
@@ -2120,7 +2470,7 @@
               <w:rPr>
                 <w:sz w:val="20"/>
               </w:rPr>
-              <w:t>Apply per-vaccine values</w:t>
+              <w:t>Record closure; flagged for HQ zero imputation</w:t>
             </w:r>
           </w:p>
         </w:tc>
@@ -2135,7 +2485,7 @@
               <w:rPr>
                 <w:sz w:val="20"/>
               </w:rPr>
-              <w:t>Missing report</w:t>
+              <w:t>Missing</w:t>
             </w:r>
           </w:p>
         </w:tc>
@@ -2161,7 +2511,7 @@
               <w:rPr>
                 <w:sz w:val="20"/>
               </w:rPr>
-              <w:t>Remove from analysis</w:t>
+              <w:t>Other reason</w:t>
             </w:r>
           </w:p>
         </w:tc>
@@ -2174,7 +2524,7 @@
               <w:rPr>
                 <w:sz w:val="20"/>
               </w:rPr>
-              <w:t>No</w:t>
+              <w:t>Immediate resolution</w:t>
             </w:r>
           </w:p>
         </w:tc>
@@ -2187,12 +2537,21 @@
               <w:rPr>
                 <w:sz w:val="20"/>
               </w:rPr>
-              <w:t>Log as excluded; no data written</w:t>
+              <w:t>Noted; no DHIS2 write</w:t>
             </w:r>
           </w:p>
         </w:tc>
       </w:tr>
     </w:tbl>
+    <w:p/>
+    <w:p>
+      <w:r>
+        <w:rPr>
+          <w:sz w:val="21"/>
+        </w:rPr>
+        <w:t>Turn counts: "Immediate" = 1 reply closes the issue. "Auto-confirm" = agent computes the value, shows it in a YES/NO prompt. "Followup + confirm" = agent asks for a value, user provides it, then YES/NO confirms before writing. On NO at any confirmation step, the original option list is re-sent.</w:t>
+      </w:r>
+    </w:p>
     <w:p/>
     <w:p>
       <w:pPr>
@@ -2525,7 +2884,7 @@
                 <w:b/>
                 <w:sz w:val="20"/>
               </w:rPr>
-              <w:t>Status</w:t>
+              <w:t>Conversation state</w:t>
             </w:r>
           </w:p>
         </w:tc>
@@ -2570,7 +2929,7 @@
               <w:rPr>
                 <w:sz w:val="20"/>
               </w:rPr>
-              <w:t>notified</w:t>
+              <w:t>awaiting_option</w:t>
             </w:r>
           </w:p>
         </w:tc>
@@ -2583,7 +2942,7 @@
               <w:rPr>
                 <w:sz w:val="20"/>
               </w:rPr>
-              <w:t>Issue first detected by DQ engine</w:t>
+              <w:t>Issue first detected; alert sent</w:t>
             </w:r>
           </w:p>
         </w:tc>
@@ -2596,7 +2955,7 @@
               <w:rPr>
                 <w:sz w:val="20"/>
               </w:rPr>
-              <w:t>Send numbered-option SMS to facility contact; record last_contact_at</w:t>
+              <w:t>Send numbered-option WhatsApp/SMS to facility contact</w:t>
             </w:r>
           </w:p>
         </w:tc>
@@ -2611,7 +2970,7 @@
               <w:rPr>
                 <w:sz w:val="20"/>
               </w:rPr>
-              <w:t>notified → retry</w:t>
+              <w:t>awaiting_option → awaiting_option (retry)</w:t>
             </w:r>
           </w:p>
         </w:tc>
@@ -2624,7 +2983,7 @@
               <w:rPr>
                 <w:sz w:val="20"/>
               </w:rPr>
-              <w:t>No inbound reply within 24h; retry_count &lt; 3</w:t>
+              <w:t>No reply in 24h; retry_count &lt; MAX_RETRIES (default 3)</w:t>
             </w:r>
           </w:p>
         </w:tc>
@@ -2637,7 +2996,7 @@
               <w:rPr>
                 <w:sz w:val="20"/>
               </w:rPr>
-              <w:t>Re-send abbreviated option-list SMS; increment retry_count</w:t>
+              <w:t>Re-send original alert; increment retry_count</w:t>
             </w:r>
           </w:p>
         </w:tc>
@@ -2652,7 +3011,7 @@
               <w:rPr>
                 <w:sz w:val="20"/>
               </w:rPr>
-              <w:t>notified → escalated</w:t>
+              <w:t>awaiting_option → escalated</w:t>
             </w:r>
           </w:p>
         </w:tc>
@@ -2665,7 +3024,7 @@
               <w:rPr>
                 <w:sz w:val="20"/>
               </w:rPr>
-              <w:t>retry_count reaches 3 (72h elapsed)</w:t>
+              <w:t>retry_count exhausted; ESCALATION_DAYS threshold passed</w:t>
             </w:r>
           </w:p>
         </w:tc>
@@ -2678,7 +3037,7 @@
               <w:rPr>
                 <w:sz w:val="20"/>
               </w:rPr>
-              <w:t>Send summary SMS to next-level contact; increment cascade_level</w:t>
+              <w:t>Send escalation notice to next cascade level (woreda → zone → region)</w:t>
             </w:r>
           </w:p>
         </w:tc>
@@ -2693,7 +3052,7 @@
               <w:rPr>
                 <w:sz w:val="20"/>
               </w:rPr>
-              <w:t>notified → awaiting_followup</w:t>
+              <w:t>awaiting_option → awaiting_followup</w:t>
             </w:r>
           </w:p>
         </w:tc>
@@ -2706,7 +3065,7 @@
               <w:rPr>
                 <w:sz w:val="20"/>
               </w:rPr>
-              <w:t>Inbound option number that requires additional input (e.g. option 4 = specific number)</w:t>
+              <w:t>User replies with option that needs a value (outlier 4, DTP 4, missing 1)</w:t>
             </w:r>
           </w:p>
         </w:tc>
@@ -2719,7 +3078,7 @@
               <w:rPr>
                 <w:sz w:val="20"/>
               </w:rPr>
-              <w:t>Claude extracts option; agent sends follow-up question; record selected_option</w:t>
+              <w:t>Claude parses option; agent sends follow-up value prompt</w:t>
             </w:r>
           </w:p>
         </w:tc>
@@ -2734,7 +3093,7 @@
               <w:rPr>
                 <w:sz w:val="20"/>
               </w:rPr>
-              <w:t>notified → resolved</w:t>
+              <w:t>awaiting_option → awaiting_confirmation</w:t>
             </w:r>
           </w:p>
         </w:tc>
@@ -2747,7 +3106,7 @@
               <w:rPr>
                 <w:sz w:val="20"/>
               </w:rPr>
-              <w:t>Inbound option number that needs no additional input (e.g. option 1 = 6-month avg)</w:t>
+              <w:t>User replies with auto-computed option (outlier 1/3, DTP 2/3, missing 3)</w:t>
             </w:r>
           </w:p>
         </w:tc>
@@ -2760,7 +3119,7 @@
               <w:rPr>
                 <w:sz w:val="20"/>
               </w:rPr>
-              <w:t>Apply action immediately (compute avg / write zero / etc.); write to DHIS2; send resolution SMS; close</w:t>
+              <w:t>Agent computes value (6-month avg or copies other field); sends YES/NO confirmation</w:t>
             </w:r>
           </w:p>
         </w:tc>
@@ -2775,7 +3134,7 @@
               <w:rPr>
                 <w:sz w:val="20"/>
               </w:rPr>
-              <w:t>awaiting_followup → resolved</w:t>
+              <w:t>awaiting_option → resolved</w:t>
             </w:r>
           </w:p>
         </w:tc>
@@ -2788,7 +3147,7 @@
               <w:rPr>
                 <w:sz w:val="20"/>
               </w:rPr>
-              <w:t>Inbound follow-up value (specific number, explanation text, comma-separated values)</w:t>
+              <w:t>User replies with option that resolves immediately (outlier 2/5/6, DTP 1/5, missing SUBMIT/2/4)</w:t>
             </w:r>
           </w:p>
         </w:tc>
@@ -2801,7 +3160,7 @@
               <w:rPr>
                 <w:sz w:val="20"/>
               </w:rPr>
-              <w:t>Claude extracts value; apply to DHIS2 if needed; send resolution SMS; close issue</w:t>
+              <w:t>Issue closed; confirmation SMS sent; no DHIS2 write for keep-as-is options</w:t>
             </w:r>
           </w:p>
         </w:tc>
@@ -2816,7 +3175,7 @@
               <w:rPr>
                 <w:sz w:val="20"/>
               </w:rPr>
-              <w:t>notified → awaiting_followup (SUBMIT)</w:t>
+              <w:t>awaiting_followup → awaiting_confirmation</w:t>
             </w:r>
           </w:p>
         </w:tc>
@@ -2829,7 +3188,7 @@
               <w:rPr>
                 <w:sz w:val="20"/>
               </w:rPr>
-              <w:t>Inbound SUBMIT on missing report</w:t>
+              <w:t>User provides a value (number or date)</w:t>
             </w:r>
           </w:p>
         </w:tc>
@@ -2842,7 +3201,7 @@
               <w:rPr>
                 <w:sz w:val="20"/>
               </w:rPr>
-              <w:t>Schedule 1-hour re-check; send acknowledgement SMS</w:t>
+              <w:t>Claude extracts value; agent sends YES/NO confirmation showing exactly what will change</w:t>
             </w:r>
           </w:p>
         </w:tc>
@@ -2857,7 +3216,7 @@
               <w:rPr>
                 <w:sz w:val="20"/>
               </w:rPr>
-              <w:t>awaiting_followup (SUBMIT) → resolved</w:t>
+              <w:t>awaiting_confirmation → resolved</w:t>
             </w:r>
           </w:p>
         </w:tc>
@@ -2870,7 +3229,7 @@
               <w:rPr>
                 <w:sz w:val="20"/>
               </w:rPr>
-              <w:t>1-hour re-check finds the registration</w:t>
+              <w:t>User replies YES</w:t>
             </w:r>
           </w:p>
         </w:tc>
@@ -2883,7 +3242,48 @@
               <w:rPr>
                 <w:sz w:val="20"/>
               </w:rPr>
-              <w:t>Auto-close; send confirmation SMS</w:t>
+              <w:t>Agent writes correction to DHIS2 via POST /api/dataValues; sends confirmation; issue closed</w:t>
+            </w:r>
+          </w:p>
+        </w:tc>
+      </w:tr>
+      <w:tr>
+        <w:tc>
+          <w:tcPr>
+            <w:tcW w:type="dxa" w:w="3135"/>
+          </w:tcPr>
+          <w:p>
+            <w:r>
+              <w:rPr>
+                <w:sz w:val="20"/>
+              </w:rPr>
+              <w:t>awaiting_confirmation → awaiting_option</w:t>
+            </w:r>
+          </w:p>
+        </w:tc>
+        <w:tc>
+          <w:tcPr>
+            <w:tcW w:type="dxa" w:w="3135"/>
+          </w:tcPr>
+          <w:p>
+            <w:r>
+              <w:rPr>
+                <w:sz w:val="20"/>
+              </w:rPr>
+              <w:t>User replies NO</w:t>
+            </w:r>
+          </w:p>
+        </w:tc>
+        <w:tc>
+          <w:tcPr>
+            <w:tcW w:type="dxa" w:w="3135"/>
+          </w:tcPr>
+          <w:p>
+            <w:r>
+              <w:rPr>
+                <w:sz w:val="20"/>
+              </w:rPr>
+              <w:t>Original alert re-sent; user can choose a different option</w:t>
             </w:r>
           </w:p>
         </w:tc>
